--- a/clinical-physiology-lab-manual.docx
+++ b/clinical-physiology-lab-manual.docx
@@ -45159,7 +45159,7 @@
   <w:docDefaults>
     <w:rPrDefault>
       <w:rPr>
-        <w:rFonts w:ascii="Aptos" w:cs="Aptos" w:eastAsia="Aptos" w:hAnsi="Aptos"/>
+        <w:rFonts w:ascii="Arial" w:cs="Arial" w:eastAsia="Arial" w:hAnsi="Arial"/>
         <w:color w:val="0A1322"/>
         <w:sz w:val="20"/>
         <w:szCs w:val="20"/>
@@ -45352,7 +45352,7 @@
       <w:outlineLvl w:val="0"/>
     </w:pPr>
     <w:rPr>
-      <w:rFonts w:ascii="Aptos" w:cs="Aptos" w:eastAsia="Aptos" w:hAnsi="Aptos"/>
+      <w:rFonts w:ascii="Arial" w:cs="Arial" w:eastAsia="Arial" w:hAnsi="Arial"/>
       <w:b/>
       <w:bCs/>
       <w:color w:val="08101F"/>
@@ -45370,7 +45370,7 @@
       <w:outlineLvl w:val="1"/>
     </w:pPr>
     <w:rPr>
-      <w:rFonts w:ascii="Aptos" w:cs="Aptos" w:eastAsia="Aptos" w:hAnsi="Aptos"/>
+      <w:rFonts w:ascii="Arial" w:cs="Arial" w:eastAsia="Arial" w:hAnsi="Arial"/>
       <w:b/>
       <w:bCs/>
       <w:color w:val="731717"/>
@@ -45388,7 +45388,7 @@
       <w:outlineLvl w:val="2"/>
     </w:pPr>
     <w:rPr>
-      <w:rFonts w:ascii="Aptos" w:cs="Aptos" w:eastAsia="Aptos" w:hAnsi="Aptos"/>
+      <w:rFonts w:ascii="Arial" w:cs="Arial" w:eastAsia="Arial" w:hAnsi="Arial"/>
       <w:b/>
       <w:bCs/>
       <w:color w:val="731717"/>
